--- a/UMG_Demo_Walkthrough.docx
+++ b/UMG_Demo_Walkthrough.docx
@@ -140,7 +140,7 @@
           <w:sz w:val="22"/>
           <w:szCs w:val="22"/>
         </w:rPr>
-        <w:t xml:space="preserve"> for a filmed live performance, in one rail, with AI doing the drafting.</w:t>
+        <w:t xml:space="preserve"> for a filmed live performance, in one system, with AI doing the drafting.</w:t>
       </w:r>
     </w:p>
     <w:p>
@@ -172,7 +172,7 @@
           <w:sz w:val="22"/>
           <w:szCs w:val="22"/>
         </w:rPr>
-        <w:t xml:space="preserve">the deployed unified rail — </w:t>
+        <w:t xml:space="preserve">the deployed unified system — </w:t>
       </w:r>
       <w:r>
         <w:rPr>
@@ -505,7 +505,7 @@
           <w:sz w:val="22"/>
           <w:szCs w:val="22"/>
         </w:rPr>
-        <w:t xml:space="preserve">). If a UMG tenant already exists in Intake mode, flip the toggle — that’s the thing we just shipped that makes one rail serve both labels and platforms.</w:t>
+        <w:t xml:space="preserve">). If a UMG tenant already exists in Intake mode, flip the toggle — that’s the thing we just shipped that makes one system serve both labels and platforms.</w:t>
       </w:r>
     </w:p>
     <w:p>
@@ -655,7 +655,7 @@
           <w:sz w:val="22"/>
           <w:szCs w:val="22"/>
         </w:rPr>
-        <w:t xml:space="preserve"> to your own email, open the link, and submit a Live Music project (e.g. “DEMO — [UMG Artist] Live at [Venue]”). Because the tenant is in Issuer mode, the rail auto-builds the review + waiver package and AI-drafts the Conditional Label Waiver. Refresh after ~30s and confirm the waiver draft is present. Optionally mark a couple of items complete so it looks mid-flight.</w:t>
+        <w:t xml:space="preserve"> to your own email, open the link, and submit a Live Music project (e.g. “DEMO — [UMG Artist] Live at [Venue]”). Because the tenant is in Issuer mode, the system auto-builds the review + waiver package and AI-drafts the Conditional Label Waiver. Refresh after ~30s and confirm the waiver draft is present. Optionally mark a couple of items complete so it looks mid-flight.</w:t>
       </w:r>
     </w:p>
     <w:p>
@@ -949,7 +949,7 @@
           <w:sz w:val="25"/>
           <w:szCs w:val="25"/>
         </w:rPr>
-        <w:t xml:space="preserve">Act 2 — UMG on the rail (Tab A)</w:t>
+        <w:t xml:space="preserve">Act 2 — UMG on the system (Tab A)</w:t>
       </w:r>
       <w:r>
         <w:rPr>
@@ -1115,7 +1115,7 @@
           <w:sz w:val="22"/>
           <w:szCs w:val="22"/>
         </w:rPr>
-        <w:t xml:space="preserve"> checklist the rail builds automatically for a label:</w:t>
+        <w:t xml:space="preserve"> checklist the system builds automatically for a label:</w:t>
       </w:r>
     </w:p>
     <w:p>
@@ -1308,7 +1308,7 @@
           <w:sz w:val="22"/>
           <w:szCs w:val="22"/>
         </w:rPr>
-        <w:t xml:space="preserve">“UMG isn’t doing the clearing — the producer is. UMG verifies it’s all actually in place before waiving. The rail makes the producer show their work.”</w:t>
+        <w:t xml:space="preserve">“UMG isn’t doing the clearing — the producer is. UMG verifies it’s all actually in place before waiving. The system makes the producer show their work.”</w:t>
       </w:r>
     </w:p>
     <w:p>
@@ -1741,7 +1741,7 @@
           <w:sz w:val="22"/>
           <w:szCs w:val="22"/>
         </w:rPr>
-        <w:t xml:space="preserve">Be honest about the roadmap (below): immutable audit log, provisional → final waiver lifecycle, reusable venue/promoter master lists, then the same rail across all the majors.</w:t>
+        <w:t xml:space="preserve">Be honest about the roadmap (below): immutable audit log, provisional → final waiver lifecycle, reusable venue/promoter master lists, then the same system across all the majors.</w:t>
       </w:r>
     </w:p>
     <w:p>
@@ -1773,7 +1773,7 @@
           <w:sz w:val="22"/>
           <w:szCs w:val="22"/>
         </w:rPr>
-        <w:t xml:space="preserve">“You’d be the first label on the rail — and the rail the platforms plug into on the other side.”</w:t>
+        <w:t xml:space="preserve">“You’d be the first label on the system — and the system the platforms plug into on the other side.”</w:t>
       </w:r>
     </w:p>
     <w:p>
@@ -2071,7 +2071,7 @@
           <w:sz w:val="22"/>
           <w:szCs w:val="22"/>
         </w:rPr>
-        <w:t xml:space="preserve">Live on the deployed rail:</w:t>
+        <w:t xml:space="preserve">Live on the deployed system:</w:t>
       </w:r>
     </w:p>
     <w:p>
@@ -2182,7 +2182,7 @@
           <w:sz w:val="22"/>
           <w:szCs w:val="22"/>
         </w:rPr>
-        <w:t xml:space="preserve">Roadmap (built in the separate label-enterprise codebase; to fold into the rail):</w:t>
+        <w:t xml:space="preserve">Roadmap (built in the separate label-enterprise codebase; to fold into the system):</w:t>
       </w:r>
     </w:p>
     <w:p>
@@ -2274,7 +2274,7 @@
           <w:sz w:val="22"/>
           <w:szCs w:val="22"/>
         </w:rPr>
-        <w:t xml:space="preserve">Multi-major rollout (Sony, Warner) on the same rail.</w:t>
+        <w:t xml:space="preserve">Multi-major rollout (Sony, Warner) on the same system.</w:t>
       </w:r>
     </w:p>
     <w:p>
